--- a/report2/BaoCao_BaiTap2_VoHoangKhang_25C01034.docx
+++ b/report2/BaoCao_BaiTap2_VoHoangKhang_25C01034.docx
@@ -77,7 +77,7 @@
         </w:rPr>
         <w:t xml:space="preserve">Mã nguồn: </w:t>
       </w:r>
-      <w:hyperlink w:history="1" r:id="rIdwlf6yjm1th8cob0ox0tbz">
+      <w:hyperlink w:history="1" r:id="rIdovwk1chqsvbanw3hmzn3b">
         <w:r>
           <w:rPr>
             <w:rFonts w:ascii="Times New Roman" w:cs="Times New Roman" w:eastAsia="Times New Roman" w:hAnsi="Times New Roman"/>
@@ -117,7 +117,7 @@
           <w:sz w:val="22"/>
           <w:szCs w:val="22"/>
         </w:rPr>
-        <w:t xml:space="preserve">Báo cáo giải lại bài toán phân lớp 32 loài lá cây trên bộ dữ liệu Flavia (1907 ảnh) bằng mạng nơ-ron tích chập, thay cho đặc trưng thủ công của bài tập trước. Ba kiến trúc tiền huấn luyện trên ImageNet được so sánh ở hai chế độ sử dụng: đóng băng toàn bộ backbone và chỉ huấn luyện một bộ phân lớp tuyến tính, hoặc tinh chỉnh khối tích chập cuối. Toàn bộ thí nghiệm dùng đúng phép chia dữ liệu và giao thức đánh giá của bài tập trước nên các con số so sánh được trực tiếp. Kết quả chính: với backbone đóng băng hoàn toàn, ResNet18 đã đạt 99,74% (kiểm định chéo 5 phần), cao hơn 0,89 điểm so với 98,85% của quy trình đặc trưng thủ công; tinh chỉnh nâng độ chính xác trên tập kiểm tra giữ lại lên 99,79%, chỉ còn 1 ảnh bị phân lớp sai trên 477 ảnh.</w:t>
+        <w:t xml:space="preserve">Trong bài tập này em giải lại bài toán phân lớp 32 loài lá cây trên bộ Flavia (1907 ảnh), lần này bằng mạng nơ-ron tích chập thay cho đặc trưng thủ công của bài trước. Em thử ba kiến trúc đã được huấn luyện sẵn trên ImageNet, mỗi kiến trúc dùng theo hai cách: đóng băng toàn bộ mạng và chỉ huấn luyện một tầng phân lớp tuyến tính, hoặc tinh chỉnh thêm khối tích chập cuối. Phép chia dữ liệu và cách đánh giá em giữ nguyên như bài trước để hai bài so sánh được với nhau. Kết quả: khi đóng băng hoàn toàn, ResNet18 đạt 99,74% theo kiểm định chéo 5 phần, cao hơn 0,89 điểm so với 98,85% của đặc trưng thủ công. Tinh chỉnh đưa độ chính xác trên tập kiểm tra giữ lại lên 99,79%, tức chỉ sai 1 ảnh trong 477 ảnh. Có hai điều em thấy thú vị khi làm: mạng nhiều tham số hơn không có nghĩa là tốt hơn, và phần lớn kết quả có được là nhờ biểu diễn sẵn có từ ImageNet chứ không phải nhờ huấn luyện trên ảnh lá.</w:t>
       </w:r>
     </w:p>
     <w:p>
@@ -147,7 +147,7 @@
           <w:sz w:val="22"/>
           <w:szCs w:val="22"/>
         </w:rPr>
-        <w:t xml:space="preserve">Bài tập trước giải bài toán Flavia bằng đặc trưng thủ công: phân đoạn lá, trích xuất bốn nhóm đặc trưng (hình dạng, màu sắc, kết cấu, gân lá) do con người thiết kế, rồi phân lớp bằng SVM. Cách làm đó đòi hỏi hiểu biết chuyên môn ở từng bước: phải biết rằng độ răng cưa của mép lá mang thông tin phân loài thì mới nghĩ ra đặc trưng đo nó.</w:t>
+        <w:t xml:space="preserve">Ở bài tập trước em làm theo hướng cổ điển: phân đoạn lá khỏi nền, tự thiết kế bốn nhóm đặc trưng (hình dạng, màu sắc, kết cấu, gân lá) rồi đưa vào SVM. Cách đó buộc em phải hiểu khá kỹ về lá cây. Ví dụ, phải biết độ răng cưa của mép lá có ích cho việc phân loài thì mới nghĩ ra được đặc trưng đo nó. Mỗi đặc trưng đều phải tự nghĩ ra và tự cài.</w:t>
       </w:r>
     </w:p>
     <w:p>
@@ -160,7 +160,7 @@
           <w:sz w:val="22"/>
           <w:szCs w:val="22"/>
         </w:rPr>
-        <w:t xml:space="preserve">Mạng nơ-ron tích chập thay đổi vị trí của tri thức chuyên môn: thay vì thiết kế đặc trưng, ta thiết kế kiến trúc và để mạng tự học biểu diễn từ dữ liệu. Trở ngại là mạng sâu cần rất nhiều dữ liệu, trong khi Flavia chỉ có 1907 ảnh. Lời giải tiêu chuẩn là học chuyển giao: lấy mạng đã huấn luyện trên ImageNet với hơn một triệu ảnh, rồi tái sử dụng biểu diễn đó cho bài toán mới.</w:t>
+        <w:t xml:space="preserve">Mạng tích chập làm theo cách khác. Thay vì thiết kế đặc trưng, ta thiết kế kiến trúc rồi để mạng tự học biểu diễn từ dữ liệu. Vấn đề là mạng sâu cần rất nhiều dữ liệu, mà Flavia chỉ có 1907 ảnh, quá ít để huấn luyện từ đầu. Cách thường dùng trong trường hợp này là học chuyển giao: lấy mạng đã học trên ImageNet với hơn một triệu ảnh rồi tái sử dụng biểu diễn của nó.</w:t>
       </w:r>
     </w:p>
     <w:p>
@@ -173,7 +173,7 @@
           <w:sz w:val="22"/>
           <w:szCs w:val="22"/>
         </w:rPr>
-        <w:t xml:space="preserve">Báo cáo trả lời ba câu hỏi:</w:t>
+        <w:t xml:space="preserve">Em muốn trả lời ba câu hỏi:</w:t>
       </w:r>
     </w:p>
     <w:p>
@@ -191,7 +191,7 @@
           <w:sz w:val="22"/>
           <w:szCs w:val="22"/>
         </w:rPr>
-        <w:t xml:space="preserve">Biểu diễn học từ ImageNet có sẵn sàng tách được 32 loài lá hay không, khi không huấn luyện lại gì trong mạng?</w:t>
+        <w:t xml:space="preserve">Biểu diễn học từ ImageNet đã đủ để tách 32 loài lá chưa, nếu không huấn luyện lại gì trong mạng?</w:t>
       </w:r>
     </w:p>
     <w:p>
@@ -209,7 +209,7 @@
           <w:sz w:val="22"/>
           <w:szCs w:val="22"/>
         </w:rPr>
-        <w:t xml:space="preserve">Ba kiến trúc với độ phức tạp chênh nhau 52 lần khác nhau thế nào trên bài toán này?</w:t>
+        <w:t xml:space="preserve">Ba kiến trúc chênh nhau 52 lần về số tham số thì khác nhau ra sao trên bài toán này?</w:t>
       </w:r>
     </w:p>
     <w:p>
@@ -227,7 +227,7 @@
           <w:sz w:val="22"/>
           <w:szCs w:val="22"/>
         </w:rPr>
-        <w:t xml:space="preserve">Tinh chỉnh mạng thêm được bao nhiêu so với việc chỉ dùng mạng như bộ trích đặc trưng?</w:t>
+        <w:t xml:space="preserve">Tinh chỉnh thêm được bao nhiêu so với chỉ dùng mạng để trích đặc trưng?</w:t>
       </w:r>
     </w:p>
     <w:p>
@@ -244,7 +244,7 @@
           <w:sz w:val="28"/>
           <w:szCs w:val="28"/>
         </w:rPr>
-        <w:t xml:space="preserve">2. Dữ liệu và giao thức đánh giá</w:t>
+        <w:t xml:space="preserve">2. Dữ liệu và cách đánh giá</w:t>
       </w:r>
     </w:p>
     <w:p>
@@ -257,7 +257,7 @@
           <w:sz w:val="22"/>
           <w:szCs w:val="22"/>
         </w:rPr>
-        <w:t xml:space="preserve">Bộ dữ liệu giữ nguyên như bài tập trước: Flavia, 1907 ảnh JPEG 1600×1200, 32 loài, mỗi lớp 50–77 ảnh, nhãn mã hoá trong số hiệu tên tệp.</w:t>
+        <w:t xml:space="preserve">Dữ liệu vẫn là Flavia như bài trước: 1907 ảnh JPEG 1600×1200, 32 loài, mỗi loài 50–77 ảnh, nhãn nằm trong số hiệu tên tệp.</w:t>
       </w:r>
     </w:p>
     <w:p>
@@ -270,25 +270,7 @@
           <w:sz w:val="22"/>
           <w:szCs w:val="22"/>
         </w:rPr>
-        <w:t xml:space="preserve">Điểm then chốt về phương pháp: </w:t>
-      </w:r>
-      <w:r>
-        <w:rPr>
-          <w:rFonts w:ascii="Times New Roman" w:cs="Times New Roman" w:eastAsia="Times New Roman" w:hAnsi="Times New Roman"/>
-          <w:b/>
-          <w:bCs/>
-          <w:sz w:val="22"/>
-          <w:szCs w:val="22"/>
-        </w:rPr>
-        <w:t xml:space="preserve">phép chia dữ liệu, hạt giống ngẫu nhiên và cách đánh giá được giữ y hệt bài tập trước</w:t>
-      </w:r>
-      <w:r>
-        <w:rPr>
-          <w:rFonts w:ascii="Times New Roman" w:cs="Times New Roman" w:eastAsia="Times New Roman" w:hAnsi="Times New Roman"/>
-          <w:sz w:val="22"/>
-          <w:szCs w:val="22"/>
-        </w:rPr>
-        <w:t xml:space="preserve"> — kiểm định chéo phân tầng 5 phần trên toàn bộ 1907 ảnh, cộng một tập kiểm tra giữ lại 25% (477 ảnh) với cùng hạt giống. Nếu đổi cách chia, con số của CNN sẽ không còn so sánh được với con số của đặc trưng thủ công.</w:t>
+        <w:t xml:space="preserve">Em giữ nguyên phép chia dữ liệu, hạt giống ngẫu nhiên và cách đánh giá của bài trước: kiểm định chéo phân tầng 5 phần trên cả 1907 ảnh, cộng một tập kiểm tra giữ lại 25% gồm 477 ảnh. Nếu đổi cách chia thì con số của CNN không còn đặt cạnh con số của đặc trưng thủ công được nữa, mà so sánh hai cách làm chính là phần em quan tâm nhất ở bài này.</w:t>
       </w:r>
     </w:p>
     <w:p>
@@ -301,25 +283,7 @@
           <w:sz w:val="22"/>
           <w:szCs w:val="22"/>
         </w:rPr>
-        <w:t xml:space="preserve">Một khác biệt lớn so với bài trước: </w:t>
-      </w:r>
-      <w:r>
-        <w:rPr>
-          <w:rFonts w:ascii="Times New Roman" w:cs="Times New Roman" w:eastAsia="Times New Roman" w:hAnsi="Times New Roman"/>
-          <w:b/>
-          <w:bCs/>
-          <w:sz w:val="22"/>
-          <w:szCs w:val="22"/>
-        </w:rPr>
-        <w:t xml:space="preserve">quy trình CNN không cần bước phân đoạn</w:t>
-      </w:r>
-      <w:r>
-        <w:rPr>
-          <w:rFonts w:ascii="Times New Roman" w:cs="Times New Roman" w:eastAsia="Times New Roman" w:hAnsi="Times New Roman"/>
-          <w:sz w:val="22"/>
-          <w:szCs w:val="22"/>
-        </w:rPr>
-        <w:t xml:space="preserve">. Đặc trưng thủ công bắt buộc phải tách lá khỏi nền trước, vì diện tích hay độ đặc chỉ định nghĩa được trên một vùng đã phân đoạn. CNN nhận thẳng ảnh màu, chỉ cần đưa về kích thước 224×224 và chuẩn hoá theo thống kê của ImageNet.</w:t>
+        <w:t xml:space="preserve">Một khác biệt lớn so với bài trước là quy trình CNN không cần phân đoạn. Với đặc trưng thủ công thì bắt buộc, vì diện tích hay độ đặc chỉ tính được trên một vùng đã tách khỏi nền. CNN nhận thẳng ảnh màu, em chỉ cần đưa về 224×224 và chuẩn hoá theo thống kê của ImageNet cho khớp với dữ liệu mà mạng đã học.</w:t>
       </w:r>
     </w:p>
     <w:p>
@@ -332,7 +296,7 @@
           <w:sz w:val="22"/>
           <w:szCs w:val="22"/>
         </w:rPr>
-        <w:t xml:space="preserve">Ảnh được đưa về 224×224 bằng phép co giãn trực tiếp chứ không cắt giữa: phép cắt sẽ xén mất phần chóp của những chiếc lá dài, mà chóp lá lại là chi tiết phân biệt nhiều loài.</w:t>
+        <w:t xml:space="preserve">Em đưa ảnh về 224×224 bằng cách co giãn trực tiếp, không cắt giữa. Cắt giữa sẽ làm mất chóp của mấy chiếc lá dài, mà chóp lá lại là chỗ phân biệt được nhiều loài.</w:t>
       </w:r>
     </w:p>
     <w:p>
@@ -379,7 +343,7 @@
           <w:sz w:val="22"/>
           <w:szCs w:val="22"/>
         </w:rPr>
-        <w:t xml:space="preserve">Tầng tích chập trượt một bộ lọc nhỏ trên toàn ảnh và dùng chung một bộ trọng số cho mọi vị trí. Hai hệ quả quan trọng: số tham số giảm mạnh so với tầng kết nối đầy đủ, và đặc trưng học được có tính bất biến tịnh tiến — một mép lá răng cưa được nhận ra bất kể nó nằm ở đâu trong ảnh. Xếp chồng nhiều tầng tạo ra hệ thống phân cấp: tầng đầu phản ứng với biên và vùng màu, các tầng sau tổ hợp chúng thành hoạ tiết rồi thành bộ phận của vật thể.</w:t>
+        <w:t xml:space="preserve">Tầng tích chập trượt một bộ lọc nhỏ khắp ảnh, dùng chung một bộ trọng số cho mọi vị trí. Nhờ vậy số tham số ít hơn hẳn so với tầng kết nối đầy đủ, và đặc trưng học được có tính bất biến tịnh tiến: mạng nhận ra mép lá răng cưa dù nó nằm ở đâu trong ảnh. Khi xếp chồng nhiều tầng thì các tầng đầu phản ứng với biên và vùng màu, các tầng sau ghép chúng lại thành hoạ tiết rồi thành bộ phận của vật thể. AlexNet là công trình đưa kiểu kiến trúc này thành hướng chủ đạo của thị giác máy tính.</w:t>
       </w:r>
     </w:p>
     <w:p>
@@ -396,7 +360,7 @@
           <w:sz w:val="24"/>
           <w:szCs w:val="24"/>
         </w:rPr>
-        <w:t xml:space="preserve">3.2. Ba kiến trúc được so sánh</w:t>
+        <w:t xml:space="preserve">3.2. Ba kiến trúc em chọn</w:t>
       </w:r>
     </w:p>
     <w:p>
@@ -406,8 +370,8 @@
       <w:r>
         <w:rPr>
           <w:rFonts w:ascii="Times New Roman" w:cs="Times New Roman" w:eastAsia="Times New Roman" w:hAnsi="Times New Roman"/>
-          <w:b/>
-          <w:bCs/>
+          <w:i/>
+          <w:iCs/>
           <w:sz w:val="22"/>
           <w:szCs w:val="22"/>
         </w:rPr>
@@ -419,23 +383,7 @@
           <w:sz w:val="22"/>
           <w:szCs w:val="22"/>
         </w:rPr>
-        <w:t xml:space="preserve"> theo đuổi sự đơn giản: chỉ dùng bộ lọc 3×3 xếp chồng, xen kẽ với phép gộp cực đại. Hai bộ lọc 3×3 liên tiếp có cùng vùng tiếp nhận với một bộ lọc 5×5 nhưng ít tham số hơn và có thêm một phi tuyến. Nhược điểm là khối kết nối đầy đủ ở cuối rất nặng: riêng phần này chiếm phần lớn trong </w:t>
-      </w:r>
-      <w:r>
-        <w:rPr>
-          <w:rFonts w:ascii="Times New Roman" w:cs="Times New Roman" w:eastAsia="Times New Roman" w:hAnsi="Times New Roman"/>
-          <w:sz w:val="22"/>
-          <w:szCs w:val="22"/>
-        </w:rPr>
-        <w:t xml:space="preserve">132,9 triệu tham số</w:t>
-      </w:r>
-      <w:r>
-        <w:rPr>
-          <w:rFonts w:ascii="Times New Roman" w:cs="Times New Roman" w:eastAsia="Times New Roman" w:hAnsi="Times New Roman"/>
-          <w:sz w:val="22"/>
-          <w:szCs w:val="22"/>
-        </w:rPr>
-        <w:t xml:space="preserve"> của mạng.</w:t>
+        <w:t xml:space="preserve"> có thiết kế đơn giản, chỉ gồm bộ lọc 3×3 xếp chồng xen kẽ với gộp cực đại. Hai bộ lọc 3×3 liên tiếp phủ cùng vùng ảnh như một bộ lọc 5×5 nhưng ít tham số hơn và có thêm một phi tuyến. Nhược điểm nằm ở khối kết nối đầy đủ phía cuối, chiếm phần lớn trong 132,9 triệu tham số của mạng.</w:t>
       </w:r>
     </w:p>
     <w:p>
@@ -445,8 +393,8 @@
       <w:r>
         <w:rPr>
           <w:rFonts w:ascii="Times New Roman" w:cs="Times New Roman" w:eastAsia="Times New Roman" w:hAnsi="Times New Roman"/>
-          <w:b/>
-          <w:bCs/>
+          <w:i/>
+          <w:iCs/>
           <w:sz w:val="22"/>
           <w:szCs w:val="22"/>
         </w:rPr>
@@ -458,7 +406,7 @@
           <w:sz w:val="22"/>
           <w:szCs w:val="22"/>
         </w:rPr>
-        <w:t xml:space="preserve"> giải quyết hiện tượng mạng càng sâu thì càng khó huấn luyện. Thay vì học trực tiếp ánh xạ H(x), mỗi khối học phần dư F(x) = H(x) − x rồi cộng lại qua kết nối tắt: y = F(x, {Wi}) + x. Kết nối tắt tạo đường truyền gradient không bị suy giảm qua nhiều tầng, nhờ đó huấn luyện được mạng sâu hàng chục đến hàng trăm tầng.</w:t>
+        <w:t xml:space="preserve"> sinh ra để giải quyết chuyện mạng càng sâu càng khó huấn luyện. Mỗi khối không học thẳng ánh xạ H(x) mà học phần dư F(x) = H(x) − x, rồi cộng lại qua kết nối tắt: y = F(x, {Wi}) + x. Kết nối tắt cho gradient truyền thẳng qua nhiều tầng mà không suy giảm, nhờ đó huấn luyện được mạng sâu hàng chục tầng trở lên.</w:t>
       </w:r>
     </w:p>
     <w:p>
@@ -468,8 +416,8 @@
       <w:r>
         <w:rPr>
           <w:rFonts w:ascii="Times New Roman" w:cs="Times New Roman" w:eastAsia="Times New Roman" w:hAnsi="Times New Roman"/>
-          <w:b/>
-          <w:bCs/>
+          <w:i/>
+          <w:iCs/>
           <w:sz w:val="22"/>
           <w:szCs w:val="22"/>
         </w:rPr>
@@ -481,7 +429,7 @@
           <w:sz w:val="22"/>
           <w:szCs w:val="22"/>
         </w:rPr>
-        <w:t xml:space="preserve"> được thiết kế cho thiết bị tính toán hạn chế. Ý tưởng cốt lõi là tách tích chập thường thành depthwise (lọc riêng từng kênh) và pointwise (1×1 để trộn kênh), giảm chi phí tính toán khoảng 8–9 lần với bộ lọc 3×3. Mạng bổ sung khối Squeeze-and-Excitation và hàm kích hoạt h-swish; kiến trúc được tìm bằng tìm kiếm tự động.</w:t>
+        <w:t xml:space="preserve"> nhắm tới thiết bị yếu. Ý chính là tách tích chập thường thành hai bước: depthwise lọc riêng từng kênh, rồi pointwise 1×1 trộn các kênh với nhau. Với bộ lọc 3×3, cách này giảm chi phí tính toán khoảng 8–9 lần. Mạng còn có thêm khối Squeeze-and-Excitation và hàm kích hoạt h-swish, và kiến trúc được tìm bằng tìm kiếm tự động.</w:t>
       </w:r>
     </w:p>
     <w:p>
@@ -511,7 +459,7 @@
           <w:sz w:val="22"/>
           <w:szCs w:val="22"/>
         </w:rPr>
-        <w:t xml:space="preserve">Các tầng đầu của mạng huấn luyện trên ImageNet học những thứ rất tổng quát — biên, góc, đốm màu, hoạ tiết — và những thứ này đúng với mọi ảnh tự nhiên. Vì vậy có thể giữ nguyên chúng và chỉ thay phần đầu ra. Báo cáo so sánh hai mức độ tái sử dụng:</w:t>
+        <w:t xml:space="preserve">Các tầng đầu của mạng học trên ImageNet toàn những thứ rất chung như biên, góc, đốm màu, hoạ tiết. Những thứ này đúng với mọi ảnh tự nhiên chứ không riêng 1000 lớp của ImageNet, nên giữ nguyên được. Em thử hai mức tái sử dụng:</w:t>
       </w:r>
     </w:p>
     <w:p>
@@ -529,7 +477,7 @@
           <w:sz w:val="22"/>
           <w:szCs w:val="22"/>
         </w:rPr>
-        <w:t xml:space="preserve">Backbone đóng băng (linear probe): bỏ tầng phân lớp của ImageNet, dùng mạng như một hàm trích đặc trưng cố định, rồi huấn luyện một bộ phân lớp tuyến tính lên trên. Không một trọng số nào trong mạng thay đổi.</w:t>
+        <w:t xml:space="preserve">Đóng băng backbone: bỏ tầng phân lớp của ImageNet, coi mạng như một hàm trích đặc trưng cố định, rồi huấn luyện hồi quy logistic lên trên. Không trọng số nào trong mạng thay đổi. Cách này cho biết thông tin phân loài đã nằm sẵn trong biểu diễn ImageNet chưa.</w:t>
       </w:r>
     </w:p>
     <w:p>
@@ -547,7 +495,7 @@
           <w:sz w:val="22"/>
           <w:szCs w:val="22"/>
         </w:rPr>
-        <w:t xml:space="preserve">Tinh chỉnh (fine-tune): mở khoá khối tích chập cuối cùng tầng phân lớp mới, cho phép mạng điều chỉnh các đặc trưng bậc cao cho phù hợp với lá cây.</w:t>
+        <w:t xml:space="preserve">Tinh chỉnh: mở khoá khối tích chập cuối cùng với tầng phân lớp mới, để mạng chỉnh lại các đặc trưng bậc cao cho hợp với lá cây.</w:t>
       </w:r>
     </w:p>
     <w:p>
@@ -564,7 +512,7 @@
           <w:sz w:val="28"/>
           <w:szCs w:val="28"/>
         </w:rPr>
-        <w:t xml:space="preserve">4. Phương pháp thực nghiệm</w:t>
+        <w:t xml:space="preserve">4. Cách làm</w:t>
       </w:r>
     </w:p>
     <w:p>
@@ -577,7 +525,7 @@
           <w:sz w:val="22"/>
           <w:szCs w:val="22"/>
         </w:rPr>
-        <w:t xml:space="preserve">Mỗi ảnh được đưa qua backbone một lần, thu được vectơ đặc trưng (512 chiều với ResNet18, 576 với MobileNetV3, 4096 với VGG11). Toàn bộ 1907 vectơ được lưu lại, nên các thí nghiệm sau chỉ làm việc trên ma trận đặc trưng thay vì đọc lại ảnh. Bộ phân lớp là hồi quy logistic đa lớp, có chuẩn hoá z-score đặt bên trong quy trình huấn luyện để chỉ được ước lượng trên phần huấn luyện của mỗi lần chia, tránh rò rỉ dữ liệu.</w:t>
+        <w:t xml:space="preserve">Với cách thứ nhất, em cho mỗi ảnh đi qua backbone một lần và lấy vectơ đặc trưng: 512 chiều với ResNet18, 576 với MobileNetV3, 4096 với VGG11. Cả 1907 vectơ được lưu lại nên các thí nghiệm sau chỉ làm việc trên ma trận đặc trưng, không phải đọc lại ảnh. Bộ phân lớp là hồi quy logistic đa lớp, có chuẩn hoá z-score đặt bên trong quy trình huấn luyện để nó chỉ được ước lượng trên phần huấn luyện của mỗi lần chia, tránh rò rỉ dữ liệu.</w:t>
       </w:r>
     </w:p>
     <w:p>
@@ -590,7 +538,7 @@
           <w:sz w:val="22"/>
           <w:szCs w:val="22"/>
         </w:rPr>
-        <w:t xml:space="preserve">Khi tinh chỉnh, chỉ layer4 và tầng phân lớp mới được huấn luyện. Với 1430 ảnh huấn luyện, mở khoá toàn mạng sẽ dẫn tới quá khớp, và trên CPU cũng quá chậm. Hai tốc độ học khác nhau được dùng: tầng phân lớp khởi tạo ngẫu nhiên nên cần bước lớn (10⁻³), còn layer4 xuất phát từ một nghiệm đã tốt nên chỉ cần bước nhỏ (10⁻⁴). Thuật toán tối ưu là AdamW, hàm mất mát entropy chéo, 6 epoch, mỗi epoch khoảng 45 giây trên CPU 16 luồng.</w:t>
+        <w:t xml:space="preserve">Khi tinh chỉnh, em chỉ mở khoá layer4 và tầng phân lớp mới. Với 1430 ảnh huấn luyện mà mở khoá cả mạng thì chắc chắn quá khớp, chưa kể chạy trên CPU sẽ rất lâu. Em đặt hai tốc độ học khác nhau cho hai nhóm tham số: tầng phân lớp khởi tạo ngẫu nhiên nên cần bước lớn (10⁻³), còn layer4 vốn đã ở một nghiệm tốt nên chỉ cần bước nhỏ (10⁻⁴). Nếu để chung một tốc độ học thì hoặc là phá hỏng khối đã học sẵn, hoặc là tầng phân lớp học quá chậm. Em dùng AdamW, hàm mất mát entropy chéo, chạy 6 epoch, mỗi epoch khoảng 45 giây trên CPU 16 luồng.</w:t>
       </w:r>
     </w:p>
     <w:p>
@@ -603,7 +551,7 @@
           <w:sz w:val="22"/>
           <w:szCs w:val="22"/>
         </w:rPr>
-        <w:t xml:space="preserve">Tăng cường dữ liệu chỉ áp dụng cho tập huấn luyện và được giữ ở mức vừa phải: lật ngang, lật dọc, xoay ngẫu nhiên tối đa 20° (lấp nền trắng cho khớp nền Flavia), thay đổi nhẹ độ sáng và độ tương phản. Lá trên máy quét không có hướng chuẩn nên lật và xoay là phép biến đổi bảo toàn nhãn. Ngược lại, thay đổi màu bị giữ ở biên độ nhỏ vì màu sắc thực sự mang thông tin phân loài: bài tập trước đo được nhóm đặc trưng màu đóng góp hơn 11 điểm phần trăm.</w:t>
+        <w:t xml:space="preserve">Tăng cường dữ liệu em chỉ áp dụng cho tập huấn luyện và để ở mức nhẹ: lật ngang, lật dọc, xoay ngẫu nhiên tối đa 20° với nền lấp trắng cho khớp nền Flavia, thay đổi chút ít độ sáng và độ tương phản. Lá đặt trên máy quét không có hướng chuẩn nên lật với xoay không làm sai nhãn. Riêng màu thì em không dám chỉnh mạnh, vì ở bài trước nhóm đặc trưng màu đóng góp tới hơn 11 điểm phần trăm. Làm méo màu nhiều sẽ xoá mất tín hiệu chứ chẳng thêm được tính bất biến nào có ích.</w:t>
       </w:r>
     </w:p>
     <w:p>
@@ -637,7 +585,7 @@
           <w:sz w:val="24"/>
           <w:szCs w:val="24"/>
         </w:rPr>
-        <w:t xml:space="preserve">5.1. So sánh ba backbone đóng băng</w:t>
+        <w:t xml:space="preserve">5.1. Ba backbone đóng băng</w:t>
       </w:r>
     </w:p>
     <w:p>
@@ -650,25 +598,7 @@
           <w:sz w:val="22"/>
           <w:szCs w:val="22"/>
         </w:rPr>
-        <w:t xml:space="preserve">Điều đáng chú ý đầu tiên: </w:t>
-      </w:r>
-      <w:r>
-        <w:rPr>
-          <w:rFonts w:ascii="Times New Roman" w:cs="Times New Roman" w:eastAsia="Times New Roman" w:hAnsi="Times New Roman"/>
-          <w:b/>
-          <w:bCs/>
-          <w:sz w:val="22"/>
-          <w:szCs w:val="22"/>
-        </w:rPr>
-        <w:t xml:space="preserve">cả ba mạng đều vượt 98,85% của quy trình đặc trưng thủ công, dù không một trọng số nào trong mạng được huấn luyện trên ảnh lá</w:t>
-      </w:r>
-      <w:r>
-        <w:rPr>
-          <w:rFonts w:ascii="Times New Roman" w:cs="Times New Roman" w:eastAsia="Times New Roman" w:hAnsi="Times New Roman"/>
-          <w:sz w:val="22"/>
-          <w:szCs w:val="22"/>
-        </w:rPr>
-        <w:t xml:space="preserve">. Biểu diễn học từ ImageNet đã đủ để tách 32 loài lá bằng một mặt phẳng tuyến tính.</w:t>
+        <w:t xml:space="preserve">Kết quả ở Bảng 1. Thứ làm em bất ngờ nhất là cả ba mạng đều vượt 98,85% của đặc trưng thủ công, trong khi không một trọng số nào trong mạng được huấn luyện trên ảnh lá. Biểu diễn học từ ImageNet đã đủ để tách 32 loài lá chỉ bằng một mặt phẳng tuyến tính.</w:t>
       </w:r>
     </w:p>
     <w:p>
@@ -685,7 +615,7 @@
           <w:sz w:val="20"/>
           <w:szCs w:val="20"/>
         </w:rPr>
-        <w:t xml:space="preserve">Bảng 1. Ba backbone tiền huấn luyện ImageNet, đóng băng hoàn toàn, chỉ huấn luyện một bộ phân lớp tuyến tính phía trên.</w:t>
+        <w:t xml:space="preserve">Bảng 1. Ba backbone tiền huấn luyện ImageNet, đóng băng hoàn toàn, chỉ huấn luyện một tầng phân lớp tuyến tính phía trên.</w:t>
       </w:r>
     </w:p>
     <w:tbl>
@@ -1415,20 +1345,10 @@
       <w:r>
         <w:rPr>
           <w:rFonts w:ascii="Times New Roman" w:cs="Times New Roman" w:eastAsia="Times New Roman" w:hAnsi="Times New Roman"/>
-          <w:b/>
-          <w:bCs/>
-          <w:sz w:val="22"/>
-          <w:szCs w:val="22"/>
-        </w:rPr>
-        <w:t xml:space="preserve">Số tham số không dự báo chất lượng biểu diễn. </w:t>
-      </w:r>
-      <w:r>
-        <w:rPr>
-          <w:rFonts w:ascii="Times New Roman" w:cs="Times New Roman" w:eastAsia="Times New Roman" w:hAnsi="Times New Roman"/>
-          <w:sz w:val="22"/>
-          <w:szCs w:val="22"/>
-        </w:rPr>
-        <w:t xml:space="preserve">MobileNetV3-Small chỉ có 2,5 triệu tham số, nhỏ hơn VGG11-BN 52 lần, nhưng đạt 99,63% so với 99,32%, đồng thời nhanh hơn 5 lần (10 ms so với 50 ms mỗi ảnh trên CPU).</w:t>
+          <w:sz w:val="22"/>
+          <w:szCs w:val="22"/>
+        </w:rPr>
+        <w:t xml:space="preserve">Chuyện thứ hai là số tham số không nói lên chất lượng biểu diễn. MobileNetV3-Small chỉ có 2,5 triệu tham số, nhỏ hơn VGG11-BN tới 52 lần, vậy mà đạt 99,63% so với 99,32%, lại còn nhanh hơn 5 lần (11 ms so với 50 ms mỗi ảnh trên CPU). Kiến trúc mới với tích chập tách được dùng tham số hiệu quả hơn kiểu xếp chồng kết nối đầy đủ của VGG.</w:t>
       </w:r>
     </w:p>
     <w:p>
@@ -1441,7 +1361,7 @@
           <w:sz w:val="22"/>
           <w:szCs w:val="22"/>
         </w:rPr>
-        <w:t xml:space="preserve">Tuy nhiên, chênh lệch giữa các mạng rất nhỏ nên cần kiểm định trước khi xếp hạng. Kiểm định t ghép cặp trên cùng các phần kiểm định chéo cho thấy chỉ một cặp đạt ý nghĩa thống kê: ResNet18 hơn VGG11-BN (p = 0,035). Hai cặp còn lại có p = 0,15–0,18, tức chưa đủ cơ sở kết luận mạng nào hơn. Với mức chênh lệch dưới một điểm phần trăm, xếp hạng theo chữ số thập phân là diễn giải nhiễu.</w:t>
+        <w:t xml:space="preserve">Có điều chênh lệch giữa ba mạng nhỏ quá nên em không dám xếp hạng vội. Kiểm định t ghép cặp trên cùng các phần kiểm định chéo cho thấy chỉ một cặp đạt ý nghĩa thống kê là ResNet18 hơn VGG11-BN với p = 0,035. Hai cặp còn lại p khoảng 0,15–0,18, chưa đủ cơ sở kết luận. Đây là bài học em rút ra từ bài tập trước: chênh nhau dưới một điểm phần trăm thì xếp hạng theo chữ số thập phân chỉ là đang diễn giải nhiễu.</w:t>
       </w:r>
     </w:p>
     <w:p>
@@ -1471,7 +1391,7 @@
           <w:sz w:val="22"/>
           <w:szCs w:val="22"/>
         </w:rPr>
-        <w:t xml:space="preserve">Ngay sau epoch đầu tiên, độ chính xác trên tập kiểm tra đã đạt 96,44% — hệ quả trực tiếp của việc xuất phát từ trọng số ImageNet thay vì khởi tạo ngẫu nhiên. Mô hình tốt nhất xuất hiện ở epoch 5 với 99,79%. Hàm mất mát trên tập kiểm tra giảm đều và không bật lên, nghĩa là với số epoch này mô hình chưa quá khớp.</w:t>
+        <w:t xml:space="preserve">Hình 1 là quá trình huấn luyện. Ngay sau epoch đầu tiên độ chính xác trên tập kiểm tra đã là 96,44%, điều này đến từ việc xuất phát từ trọng số ImageNet chứ không phải khởi tạo ngẫu nhiên. Mô hình tốt nhất rơi vào epoch 5 với 99,79%. Hàm mất mát trên tập kiểm tra giảm đều và không bật lên, nên với số epoch này mô hình chưa quá khớp.</w:t>
       </w:r>
     </w:p>
     <w:p>
@@ -1483,7 +1403,7 @@
       <w:r>
         <w:drawing>
           <wp:inline distT="0" distB="0" distL="0" distR="0">
-            <wp:extent cx="4095750" cy="1543050"/>
+            <wp:extent cx="4000500" cy="1514475"/>
             <wp:effectExtent t="0" r="0" b="0" l="0"/>
             <wp:docPr id="1" name="" descr="" title=""/>
             <wp:cNvGraphicFramePr>
@@ -1508,7 +1428,7 @@
                   <pic:spPr bwMode="auto">
                     <a:xfrm>
                       <a:off x="0" y="0"/>
-                      <a:ext cx="4095750" cy="1543050"/>
+                      <a:ext cx="4000500" cy="1514475"/>
                     </a:xfrm>
                     <a:prstGeom prst="rect">
                       <a:avLst/>
@@ -1547,7 +1467,7 @@
           <w:sz w:val="22"/>
           <w:szCs w:val="22"/>
         </w:rPr>
-        <w:t xml:space="preserve">So với cùng mạng ở chế độ đóng băng (99,37% trên cùng tập kiểm tra), tinh chỉnh nâng kết quả lên 99,79%. Cần thận trọng khi diễn giải: trên 477 ảnh, khoảng cách này tương ứng chỉ vài ảnh, nên nó cho thấy một xu hướng hợp lý chứ không phải một kết luận chắc chắn về mặt thống kê.</w:t>
+        <w:t xml:space="preserve">So với chính mạng đó ở chế độ đóng băng (99,37% trên cùng tập kiểm tra), tinh chỉnh nâng lên 99,79%. Nhưng trên 477 ảnh thì khoảng cách này chỉ tương ứng vài ảnh, nên em xem nó là một xu hướng hợp lý thôi, chưa phải kết luận chắc chắn.</w:t>
       </w:r>
     </w:p>
     <w:p>
@@ -1564,7 +1484,7 @@
           <w:sz w:val="20"/>
           <w:szCs w:val="20"/>
         </w:rPr>
-        <w:t xml:space="preserve">Bảng 2. So sánh với bài tập 1 trên cùng bộ dữ liệu, cùng phép chia phân tầng và cùng hạt giống ngẫu nhiên.</w:t>
+        <w:t xml:space="preserve">Bảng 2. So sánh với bài tập trước, trên cùng bộ dữ liệu và cùng phép chia.</w:t>
       </w:r>
     </w:p>
     <w:tbl>
@@ -1972,7 +1892,7 @@
           <w:sz w:val="22"/>
           <w:szCs w:val="22"/>
         </w:rPr>
-        <w:t xml:space="preserve">Với 32 lớp có kích thước không đều, riêng độ chính xác tổng thể là chưa đủ: một loài nhỏ có thể bị sai toàn bộ mà con số tổng vẫn gần như không đổi. Vì vậy kết quả được báo cáo theo từng lớp.</w:t>
+        <w:t xml:space="preserve">Với 32 lớp to nhỏ không đều thì nhìn mỗi độ chính xác tổng là chưa đủ. Một loài ít ảnh có thể sai sạch mà con số tổng vẫn gần như không nhúc nhích. Vì vậy em báo cáo theo từng lớp.</w:t>
       </w:r>
     </w:p>
     <w:p>
@@ -1985,25 +1905,7 @@
           <w:sz w:val="22"/>
           <w:szCs w:val="22"/>
         </w:rPr>
-        <w:t xml:space="preserve">Mô hình tinh chỉnh đạt macro precision 99,82%, macro recall 99,80% và macro F1 99,80%. </w:t>
-      </w:r>
-      <w:r>
-        <w:rPr>
-          <w:rFonts w:ascii="Times New Roman" w:cs="Times New Roman" w:eastAsia="Times New Roman" w:hAnsi="Times New Roman"/>
-          <w:b/>
-          <w:bCs/>
-          <w:sz w:val="22"/>
-          <w:szCs w:val="22"/>
-        </w:rPr>
-        <w:t xml:space="preserve">30/32 loài đạt F1 bằng 1,00</w:t>
-      </w:r>
-      <w:r>
-        <w:rPr>
-          <w:rFonts w:ascii="Times New Roman" w:cs="Times New Roman" w:eastAsia="Times New Roman" w:hAnsi="Times New Roman"/>
-          <w:sz w:val="22"/>
-          <w:szCs w:val="22"/>
-        </w:rPr>
-        <w:t xml:space="preserve">, tức precision và recall đều tuyệt đối.</w:t>
+        <w:t xml:space="preserve">Mô hình tinh chỉnh đạt macro precision 99,82%, macro recall 99,80% và macro F1 99,80%. Có 30/32 loài đạt F1 bằng 1,00, tức precision và recall đều tuyệt đối. Bảng 3 liệt kê những loài còn lại, Hình 2 vẽ precision và recall của tất cả các loài.</w:t>
       </w:r>
     </w:p>
     <w:p>
@@ -2020,7 +1922,7 @@
           <w:sz w:val="20"/>
           <w:szCs w:val="20"/>
         </w:rPr>
-        <w:t xml:space="preserve">Bảng 3. Toàn bộ các loài không đạt F1 = 1,00. Những loài còn lại đều đạt precision và recall bằng 1,00.</w:t>
+        <w:t xml:space="preserve">Bảng 3. Những loài không đạt F1 = 1,00. Các loài còn lại đều đạt precision và recall bằng 1,00.</w:t>
       </w:r>
     </w:p>
     <w:tbl>
@@ -2493,7 +2395,7 @@
       <w:r>
         <w:drawing>
           <wp:inline distT="0" distB="0" distL="0" distR="0">
-            <wp:extent cx="3810000" cy="3390900"/>
+            <wp:extent cx="3143250" cy="2790825"/>
             <wp:effectExtent t="0" r="0" b="0" l="0"/>
             <wp:docPr id="2" name="" descr="" title=""/>
             <wp:cNvGraphicFramePr>
@@ -2518,7 +2420,7 @@
                   <pic:spPr bwMode="auto">
                     <a:xfrm>
                       <a:off x="0" y="0"/>
-                      <a:ext cx="3810000" cy="3390900"/>
+                      <a:ext cx="3143250" cy="2790825"/>
                     </a:xfrm>
                     <a:prstGeom prst="rect">
                       <a:avLst/>
@@ -2544,7 +2446,7 @@
           <w:sz w:val="20"/>
           <w:szCs w:val="20"/>
         </w:rPr>
-        <w:t xml:space="preserve">Hình 2. Precision và recall theo từng loài trên tập kiểm tra giữ lại, sắp xếp theo F1.</w:t>
+        <w:t xml:space="preserve">Hình 2. Precision và recall theo từng loài trên tập kiểm tra giữ lại, sắp theo F1.</w:t>
       </w:r>
     </w:p>
     <w:p>
@@ -2557,7 +2459,7 @@
           <w:sz w:val="22"/>
           <w:szCs w:val="22"/>
         </w:rPr>
-        <w:t xml:space="preserve">Ma trận nhầm lẫn cho thấy toàn bộ khối lượng nằm trên đường chéo, ngoại trừ đúng 1 ô: một ảnh Canadian poplar bị nhận thành camphortree. Chính cặp này cũng xuất hiện ở mô hình đóng băng, bên cạnh hai ảnh peach bị nhận thành Anhui Barberry mà việc tinh chỉnh đã sửa được. Với chỉ một mẫu sai, không thể kết luận gì về nguyên nhân.</w:t>
+        <w:t xml:space="preserve">Trong ma trận nhầm lẫn ở Hình 3, gần như toàn bộ khối lượng nằm trên đường chéo, chỉ còn đúng 1 ô lệch ra: một ảnh Canadian poplar bị nhận thành camphortree. Cặp này cũng xuất hiện ở mô hình đóng băng, kèm theo hai ảnh peach bị nhận thành Anhui Barberry mà tinh chỉnh đã sửa được. Với đúng một mẫu sai thì em không kết luận gì về nguyên nhân; muốn biết đây là nhầm lẫn có hệ thống hay chỉ là một ảnh biên thì cần tập kiểm tra lớn hơn.</w:t>
       </w:r>
     </w:p>
     <w:p>
@@ -2569,7 +2471,7 @@
       <w:r>
         <w:drawing>
           <wp:inline distT="0" distB="0" distL="0" distR="0">
-            <wp:extent cx="4000500" cy="4000500"/>
+            <wp:extent cx="3238500" cy="3238500"/>
             <wp:effectExtent t="0" r="0" b="0" l="0"/>
             <wp:docPr id="3" name="" descr="" title=""/>
             <wp:cNvGraphicFramePr>
@@ -2594,7 +2496,7 @@
                   <pic:spPr bwMode="auto">
                     <a:xfrm>
                       <a:off x="0" y="0"/>
-                      <a:ext cx="4000500" cy="4000500"/>
+                      <a:ext cx="3238500" cy="3238500"/>
                     </a:xfrm>
                     <a:prstGeom prst="rect">
                       <a:avLst/>
@@ -2620,7 +2522,7 @@
           <w:sz w:val="20"/>
           <w:szCs w:val="20"/>
         </w:rPr>
-        <w:t xml:space="preserve">Hình 3. Ma trận nhầm lẫn của mô hình ResNet18 tinh chỉnh trên 477 ảnh kiểm tra.</w:t>
+        <w:t xml:space="preserve">Hình 3. Ma trận nhầm lẫn của ResNet18 tinh chỉnh trên 477 ảnh kiểm tra.</w:t>
       </w:r>
     </w:p>
     <w:p>
@@ -2637,7 +2539,7 @@
           <w:sz w:val="28"/>
           <w:szCs w:val="28"/>
         </w:rPr>
-        <w:t xml:space="preserve">6. Minh hoạ đặc trưng mà mạng học được</w:t>
+        <w:t xml:space="preserve">6. Mạng học được những gì</w:t>
       </w:r>
     </w:p>
     <w:p>
@@ -2650,7 +2552,7 @@
           <w:sz w:val="22"/>
           <w:szCs w:val="22"/>
         </w:rPr>
-        <w:t xml:space="preserve">Khác với đặc trưng thủ công — nơi mỗi chiều có tên và công thức rõ ràng — đặc trưng của CNN phải được quan sát gián tiếp. Bốn góc nhìn dưới đây trả lời bốn câu hỏi khác nhau.</w:t>
+        <w:t xml:space="preserve">Ở bài trước mỗi đặc trưng đều có tên và công thức rõ ràng. Với CNN thì không, nên em phải nhìn gián tiếp qua bốn cách sau.</w:t>
       </w:r>
     </w:p>
     <w:p>
@@ -2660,20 +2562,10 @@
       <w:r>
         <w:rPr>
           <w:rFonts w:ascii="Times New Roman" w:cs="Times New Roman" w:eastAsia="Times New Roman" w:hAnsi="Times New Roman"/>
-          <w:b/>
-          <w:bCs/>
-          <w:sz w:val="22"/>
-          <w:szCs w:val="22"/>
-        </w:rPr>
-        <w:t xml:space="preserve">Bộ lọc tầng đầu tiên</w:t>
-      </w:r>
-      <w:r>
-        <w:rPr>
-          <w:rFonts w:ascii="Times New Roman" w:cs="Times New Roman" w:eastAsia="Times New Roman" w:hAnsi="Times New Roman"/>
-          <w:sz w:val="22"/>
-          <w:szCs w:val="22"/>
-        </w:rPr>
-        <w:t xml:space="preserve"> là 64 nhân 7×7×3 hiển thị dưới dạng ảnh màu. Có thể thấy rõ hai nhóm: các bộ lọc dò biên theo nhiều hướng (dạng sọc sáng tối) và các bộ lọc đối lập màu (xanh–đỏ, xanh–vàng). Đây là những đặc trưng rất tổng quát, lý do khiến tầng đầu có thể giữ nguyên khi chuyển sang bài toán lá cây.</w:t>
+          <w:sz w:val="22"/>
+          <w:szCs w:val="22"/>
+        </w:rPr>
+        <w:t xml:space="preserve">Bộ lọc tầng đầu tiên gồm 64 nhân 7×7×3, hiển thị được luôn dưới dạng ảnh màu. Nhìn vào thấy hai nhóm khá rõ: nhóm dò biên theo các hướng khác nhau, trông như những vệt sáng tối, và nhóm đối lập màu kiểu xanh–đỏ hay xanh–vàng. Toàn là thứ rất chung chung, và đó cũng là lý do tầng này giữ nguyên được khi chuyển sang bài toán lá cây.</w:t>
       </w:r>
     </w:p>
     <w:p>
@@ -2685,7 +2577,7 @@
       <w:r>
         <w:drawing>
           <wp:inline distT="0" distB="0" distL="0" distR="0">
-            <wp:extent cx="3143250" cy="3143250"/>
+            <wp:extent cx="2476500" cy="2476500"/>
             <wp:effectExtent t="0" r="0" b="0" l="0"/>
             <wp:docPr id="4" name="" descr="" title=""/>
             <wp:cNvGraphicFramePr>
@@ -2710,7 +2602,7 @@
                   <pic:spPr bwMode="auto">
                     <a:xfrm>
                       <a:off x="0" y="0"/>
-                      <a:ext cx="3143250" cy="3143250"/>
+                      <a:ext cx="2476500" cy="2476500"/>
                     </a:xfrm>
                     <a:prstGeom prst="rect">
                       <a:avLst/>
@@ -2741,6 +2633,19 @@
     </w:p>
     <w:p>
       <w:pPr>
+        <w:spacing w:after="120" w:line="276"/>
+      </w:pPr>
+      <w:r>
+        <w:rPr>
+          <w:rFonts w:ascii="Times New Roman" w:cs="Times New Roman" w:eastAsia="Times New Roman" w:hAnsi="Times New Roman"/>
+          <w:sz w:val="22"/>
+          <w:szCs w:val="22"/>
+        </w:rPr>
+        <w:t xml:space="preserve">Bản đồ đặc trưng cho thấy các bộ lọc đó hoạt động ra sao trên một ảnh cụ thể. Có kênh làm nổi mép lá, có kênh làm nổi gân chính, có kênh thì phản ứng với vùng phiến lá đồng đều.</w:t>
+      </w:r>
+    </w:p>
+    <w:p>
+      <w:pPr>
         <w:keepNext/>
         <w:spacing w:after="60" w:before="160"/>
         <w:jc w:val="center"/>
@@ -2748,7 +2653,7 @@
       <w:r>
         <w:drawing>
           <wp:inline distT="0" distB="0" distL="0" distR="0">
-            <wp:extent cx="4095750" cy="1257300"/>
+            <wp:extent cx="3810000" cy="1171575"/>
             <wp:effectExtent t="0" r="0" b="0" l="0"/>
             <wp:docPr id="5" name="" descr="" title=""/>
             <wp:cNvGraphicFramePr>
@@ -2773,7 +2678,7 @@
                   <pic:spPr bwMode="auto">
                     <a:xfrm>
                       <a:off x="0" y="0"/>
-                      <a:ext cx="4095750" cy="1257300"/>
+                      <a:ext cx="3810000" cy="1171575"/>
                     </a:xfrm>
                     <a:prstGeom prst="rect">
                       <a:avLst/>
@@ -2799,7 +2704,7 @@
           <w:sz w:val="20"/>
           <w:szCs w:val="20"/>
         </w:rPr>
-        <w:t xml:space="preserve">Hình 5. Bản đồ đặc trưng trên một chiếc lá thật: mỗi kênh làm nổi bật một loại cấu trúc khác nhau (mép lá, gân chính, vùng phiến lá).</w:t>
+        <w:t xml:space="preserve">Hình 5. Các bộ lọc tầng 1 phản ứng trên một chiếc lá thật.</w:t>
       </w:r>
     </w:p>
     <w:p>
@@ -2809,20 +2714,10 @@
       <w:r>
         <w:rPr>
           <w:rFonts w:ascii="Times New Roman" w:cs="Times New Roman" w:eastAsia="Times New Roman" w:hAnsi="Times New Roman"/>
-          <w:b/>
-          <w:bCs/>
-          <w:sz w:val="22"/>
-          <w:szCs w:val="22"/>
-        </w:rPr>
-        <w:t xml:space="preserve">Grad-CAM</w:t>
-      </w:r>
-      <w:r>
-        <w:rPr>
-          <w:rFonts w:ascii="Times New Roman" w:cs="Times New Roman" w:eastAsia="Times New Roman" w:hAnsi="Times New Roman"/>
-          <w:sz w:val="22"/>
-          <w:szCs w:val="22"/>
-        </w:rPr>
-        <w:t xml:space="preserve"> trả lời câu hỏi quan trọng nhất về độ tin cậy: mạng dựa vào vùng nào để ra quyết định? Phương pháp lấy trọng số mỗi kênh của khối tích chập cuối bằng gradient của điểm số lớp dự đoán theo kênh đó, rồi cộng lại. Bản đồ thu được tập trung vào phiến lá và tắt dần ra nền, xác nhận mạng nhìn vào chiếc lá chứ không bám vào nền trắng hay một dấu vết nào của máy quét. Đây là kiểm tra cần thiết: với nền trắng đồng nhất, một mô hình vẫn có thể đạt độ chính xác cao nhờ học các manh mối giả.</w:t>
+          <w:sz w:val="22"/>
+          <w:szCs w:val="22"/>
+        </w:rPr>
+        <w:t xml:space="preserve">Grad-CAM là thứ em thấy cần nhất để yên tâm về mô hình, vì nó chỉ ra mạng dựa vào vùng nào khi quyết định. Cách tính là lấy gradient của điểm số lớp dự đoán theo từng kênh của khối tích chập cuối, dùng nó làm trọng số cho kênh đó rồi cộng lại. Bản đồ thu được nằm gọn trong phiến lá và nhạt dần ra nền, tức mạng nhìn vào lá thật. Em kiểm tra điều này vì nền Flavia trắng trơn và đồng nhất, mô hình hoàn toàn có thể đạt điểm cao nhờ bám vào một manh mối giả nào đó của máy quét thay vì nhìn lá.</w:t>
       </w:r>
     </w:p>
     <w:p>
@@ -2834,7 +2729,7 @@
       <w:r>
         <w:drawing>
           <wp:inline distT="0" distB="0" distL="0" distR="0">
-            <wp:extent cx="4095750" cy="1485900"/>
+            <wp:extent cx="3714750" cy="1352550"/>
             <wp:effectExtent t="0" r="0" b="0" l="0"/>
             <wp:docPr id="6" name="" descr="" title=""/>
             <wp:cNvGraphicFramePr>
@@ -2859,7 +2754,7 @@
                   <pic:spPr bwMode="auto">
                     <a:xfrm>
                       <a:off x="0" y="0"/>
-                      <a:ext cx="4095750" cy="1485900"/>
+                      <a:ext cx="3714750" cy="1352550"/>
                     </a:xfrm>
                     <a:prstGeom prst="rect">
                       <a:avLst/>
@@ -2895,20 +2790,23 @@
       <w:r>
         <w:rPr>
           <w:rFonts w:ascii="Times New Roman" w:cs="Times New Roman" w:eastAsia="Times New Roman" w:hAnsi="Times New Roman"/>
-          <w:b/>
-          <w:bCs/>
-          <w:sz w:val="22"/>
-          <w:szCs w:val="22"/>
-        </w:rPr>
-        <w:t xml:space="preserve">t-SNE</w:t>
-      </w:r>
-      <w:r>
-        <w:rPr>
-          <w:rFonts w:ascii="Times New Roman" w:cs="Times New Roman" w:eastAsia="Times New Roman" w:hAnsi="Times New Roman"/>
-          <w:sz w:val="22"/>
-          <w:szCs w:val="22"/>
-        </w:rPr>
-        <w:t xml:space="preserve"> chiếu embedding 512 chiều của backbone đóng băng xuống hai chiều. Các loài tách thành những cụm rời rạc trước khi có bất kỳ bộ phân lớp nào. Đây là lời giải thích trực quan cho kết quả ở Bảng 1: bộ phân lớp tuyến tính đạt gần 100% vì công việc khó đã được backbone làm xong. So sánh với bài tập trước rất đáng chú ý: ở đó, phép chiếu hai chiều bằng PCA hay LDA đều không tách được các lớp, vì thông tin phân biệt nằm rải rác ở nhiều chiều.</w:t>
+          <w:sz w:val="22"/>
+          <w:szCs w:val="22"/>
+        </w:rPr>
+        <w:t xml:space="preserve">t-SNE chiếu embedding 512 chiều của backbone đóng băng xuống hai chiều. Các loài đã tách thành từng cụm riêng trước khi có bất kỳ bộ phân lớp nào. Đây chính là lý do bộ phân lớp tuyến tính ở Bảng 1 đạt gần 100%: phần khó đã được backbone làm xong rồi.</w:t>
+      </w:r>
+    </w:p>
+    <w:p>
+      <w:pPr>
+        <w:spacing w:after="120" w:line="276"/>
+      </w:pPr>
+      <w:r>
+        <w:rPr>
+          <w:rFonts w:ascii="Times New Roman" w:cs="Times New Roman" w:eastAsia="Times New Roman" w:hAnsi="Times New Roman"/>
+          <w:sz w:val="22"/>
+          <w:szCs w:val="22"/>
+        </w:rPr>
+        <w:t xml:space="preserve">Chỗ này so với bài trước khá thú vị. Ở bài trước, chiếu hai chiều bằng PCA hay LDA đều không tách được các lớp, vì thông tin phân biệt nằm rải ở nhiều chiều. Còn với embedding của CNN thì cấu trúc cụm hiện ra ngay trên hai chiều.</w:t>
       </w:r>
     </w:p>
     <w:p>
@@ -2920,7 +2818,7 @@
       <w:r>
         <w:drawing>
           <wp:inline distT="0" distB="0" distL="0" distR="0">
-            <wp:extent cx="3429000" cy="2971800"/>
+            <wp:extent cx="2857500" cy="2476500"/>
             <wp:effectExtent t="0" r="0" b="0" l="0"/>
             <wp:docPr id="7" name="" descr="" title=""/>
             <wp:cNvGraphicFramePr>
@@ -2945,7 +2843,7 @@
                   <pic:spPr bwMode="auto">
                     <a:xfrm>
                       <a:off x="0" y="0"/>
-                      <a:ext cx="3429000" cy="2971800"/>
+                      <a:ext cx="2857500" cy="2476500"/>
                     </a:xfrm>
                     <a:prstGeom prst="rect">
                       <a:avLst/>
@@ -2971,7 +2869,7 @@
           <w:sz w:val="20"/>
           <w:szCs w:val="20"/>
         </w:rPr>
-        <w:t xml:space="preserve">Hình 7. t-SNE của embedding ResNet18 đóng băng; mỗi màu là một loài.</w:t>
+        <w:t xml:space="preserve">Hình 7. t-SNE của embedding ResNet18 đóng băng, mỗi màu là một loài.</w:t>
       </w:r>
     </w:p>
     <w:p>
@@ -2988,7 +2886,7 @@
           <w:sz w:val="28"/>
           <w:szCs w:val="28"/>
         </w:rPr>
-        <w:t xml:space="preserve">7. Thảo luận: CNN so với đặc trưng thủ công</w:t>
+        <w:t xml:space="preserve">7. So sánh với cách làm ở bài trước</w:t>
       </w:r>
     </w:p>
     <w:p>
@@ -2998,20 +2896,10 @@
       <w:r>
         <w:rPr>
           <w:rFonts w:ascii="Times New Roman" w:cs="Times New Roman" w:eastAsia="Times New Roman" w:hAnsi="Times New Roman"/>
-          <w:b/>
-          <w:bCs/>
-          <w:sz w:val="22"/>
-          <w:szCs w:val="22"/>
-        </w:rPr>
-        <w:t xml:space="preserve">Công sức thiết kế. </w:t>
-      </w:r>
-      <w:r>
-        <w:rPr>
-          <w:rFonts w:ascii="Times New Roman" w:cs="Times New Roman" w:eastAsia="Times New Roman" w:hAnsi="Times New Roman"/>
-          <w:sz w:val="22"/>
-          <w:szCs w:val="22"/>
-        </w:rPr>
-        <w:t xml:space="preserve">Quy trình thủ công cần bốn nhóm đặc trưng được thiết kế riêng, cộng với một bước phân đoạn mà bài tập trước đo được là có lỗi cục bộ trên các lá có mặt dưới nhạt màu. Quy trình CNN không cần bước nào trong số đó.</w:t>
+          <w:sz w:val="22"/>
+          <w:szCs w:val="22"/>
+        </w:rPr>
+        <w:t xml:space="preserve">Bảng 2 đặt hai cách cạnh nhau. CNN thắng về độ chính xác, nhưng nếu nhìn rộng hơn một con số thì mỗi bên có chỗ mạnh riêng.</w:t>
       </w:r>
     </w:p>
     <w:p>
@@ -3021,20 +2909,10 @@
       <w:r>
         <w:rPr>
           <w:rFonts w:ascii="Times New Roman" w:cs="Times New Roman" w:eastAsia="Times New Roman" w:hAnsi="Times New Roman"/>
-          <w:b/>
-          <w:bCs/>
-          <w:sz w:val="22"/>
-          <w:szCs w:val="22"/>
-        </w:rPr>
-        <w:t xml:space="preserve">Khả năng giải thích. </w:t>
-      </w:r>
-      <w:r>
-        <w:rPr>
-          <w:rFonts w:ascii="Times New Roman" w:cs="Times New Roman" w:eastAsia="Times New Roman" w:hAnsi="Times New Roman"/>
-          <w:sz w:val="22"/>
-          <w:szCs w:val="22"/>
-        </w:rPr>
-        <w:t xml:space="preserve">Ở chiều ngược lại, đặc trưng thủ công có thể nói chính xác vì sao mô hình quyết định: bài tập trước định lượng được rằng smooth factor là đặc trưng quan trọng nhất, và đo được mức độ chồng lấn thông tin giữa nhóm màu và nhóm kết cấu. Với CNN, câu trả lời tương đương chỉ có thể tiếp cận gián tiếp qua Grad-CAM.</w:t>
+          <w:sz w:val="22"/>
+          <w:szCs w:val="22"/>
+        </w:rPr>
+        <w:t xml:space="preserve">Về công sức, cách thủ công cần bốn nhóm đặc trưng tự thiết kế, cộng thêm bước phân đoạn mà ở bài trước em đo được là có lỗi cục bộ với những chiếc lá có mặt dưới nhạt màu. Quy trình CNN bỏ được hết các bước đó.</w:t>
       </w:r>
     </w:p>
     <w:p>
@@ -3044,20 +2922,10 @@
       <w:r>
         <w:rPr>
           <w:rFonts w:ascii="Times New Roman" w:cs="Times New Roman" w:eastAsia="Times New Roman" w:hAnsi="Times New Roman"/>
-          <w:b/>
-          <w:bCs/>
-          <w:sz w:val="22"/>
-          <w:szCs w:val="22"/>
-        </w:rPr>
-        <w:t xml:space="preserve">Chi phí tính toán. </w:t>
-      </w:r>
-      <w:r>
-        <w:rPr>
-          <w:rFonts w:ascii="Times New Roman" w:cs="Times New Roman" w:eastAsia="Times New Roman" w:hAnsi="Times New Roman"/>
-          <w:sz w:val="22"/>
-          <w:szCs w:val="22"/>
-        </w:rPr>
-        <w:t xml:space="preserve">Trích đặc trưng thủ công mất khoảng 0,27 giây mỗi ảnh trên CPU, trong khi MobileNetV3 chỉ mất 10 mili giây — CNN hiện đại thực ra nhanh hơn quy trình thủ công, vì phép phân đoạn và các phép hình thái học trên ảnh 1600×1200 khá tốn kém. Bù lại, CNN cần tải về trọng số tiền huấn luyện và phụ thuộc vào một khung học sâu.</w:t>
+          <w:sz w:val="22"/>
+          <w:szCs w:val="22"/>
+        </w:rPr>
+        <w:t xml:space="preserve">Đổi lại, đặc trưng thủ công giải thích được rõ ràng hơn nhiều. Ở bài trước em chỉ ra được smooth factor là đặc trưng quan trọng nhất, và đo được mức chồng lấn thông tin giữa nhóm màu với nhóm kết cấu. Với CNN thì câu trả lời tương đương chỉ có thể tiếp cận gián tiếp qua Grad-CAM.</w:t>
       </w:r>
     </w:p>
     <w:p>
@@ -3067,20 +2935,23 @@
       <w:r>
         <w:rPr>
           <w:rFonts w:ascii="Times New Roman" w:cs="Times New Roman" w:eastAsia="Times New Roman" w:hAnsi="Times New Roman"/>
-          <w:b/>
-          <w:bCs/>
-          <w:sz w:val="22"/>
-          <w:szCs w:val="22"/>
-        </w:rPr>
-        <w:t xml:space="preserve">Tính bền vững. </w:t>
-      </w:r>
-      <w:r>
-        <w:rPr>
-          <w:rFonts w:ascii="Times New Roman" w:cs="Times New Roman" w:eastAsia="Times New Roman" w:hAnsi="Times New Roman"/>
-          <w:sz w:val="22"/>
-          <w:szCs w:val="22"/>
-        </w:rPr>
-        <w:t xml:space="preserve">Bài tập trước chỉ ra tổ hợp đặc trưng thủ công tốt nhất lại rất dễ vỡ khi ảnh bị nhiễu hoặc che khuất. Báo cáo này chưa lặp lại thí nghiệm đó cho CNN, nên không thể khẳng định bên nào bền hơn; đó là hướng cần làm tiếp.</w:t>
+          <w:sz w:val="22"/>
+          <w:szCs w:val="22"/>
+        </w:rPr>
+        <w:t xml:space="preserve">Về tốc độ, em hơi bất ngờ: trích đặc trưng thủ công mất khoảng 0,27 giây mỗi ảnh trên CPU, còn MobileNetV3 chỉ mất 11 mili giây. Hoá ra CNN hiện đại lại nhanh hơn, vì phân đoạn và các phép hình thái học trên ảnh 1600×1200 khá tốn kém. Bù lại CNN phải tải trọng số tiền huấn luyện và phụ thuộc vào một khung học sâu.</w:t>
+      </w:r>
+    </w:p>
+    <w:p>
+      <w:pPr>
+        <w:spacing w:after="120" w:line="276"/>
+      </w:pPr>
+      <w:r>
+        <w:rPr>
+          <w:rFonts w:ascii="Times New Roman" w:cs="Times New Roman" w:eastAsia="Times New Roman" w:hAnsi="Times New Roman"/>
+          <w:sz w:val="22"/>
+          <w:szCs w:val="22"/>
+        </w:rPr>
+        <w:t xml:space="preserve">Còn về độ bền thì em chưa trả lời được. Bài trước cho thấy tổ hợp đặc trưng thủ công tốt nhất lại rất dễ vỡ khi ảnh bị nhiễu hay che khuất, nhưng em chưa kịp lặp lại thí nghiệm đó cho CNN, nên không khẳng định được bên nào bền hơn.</w:t>
       </w:r>
     </w:p>
     <w:p>
@@ -3115,7 +2986,7 @@
           <w:sz w:val="22"/>
           <w:szCs w:val="22"/>
         </w:rPr>
-        <w:t xml:space="preserve">Độ chính xác đã chạm trần của bộ dữ liệu: 99,79% tương ứng 1 ảnh sai trên 477. Ở mức này, mọi so sánh giữa các cấu hình đều nằm trong vùng nhiễu thống kê.</w:t>
+        <w:t xml:space="preserve">Độ chính xác đã chạm trần của bộ dữ liệu. 99,79% nghĩa là sai 1 ảnh trên 477, ở mức này mọi so sánh giữa các cấu hình đều nằm trong vùng nhiễu, và Flavia không còn đủ khó để phân biệt các phương pháp.</w:t>
       </w:r>
     </w:p>
     <w:p>
@@ -3133,7 +3004,7 @@
           <w:sz w:val="22"/>
           <w:szCs w:val="22"/>
         </w:rPr>
-        <w:t xml:space="preserve">Cấu hình tinh chỉnh chỉ được đánh giá trên một phép chia giữ lại, không chạy kiểm định chéo đầy đủ vì chi phí tính toán trên CPU.</w:t>
+        <w:t xml:space="preserve">Phần tinh chỉnh em chỉ đánh giá trên một phép chia giữ lại, chưa chạy kiểm định chéo đầy đủ vì chạy trên CPU khá lâu.</w:t>
       </w:r>
     </w:p>
     <w:p>
@@ -3151,7 +3022,7 @@
           <w:sz w:val="22"/>
           <w:szCs w:val="22"/>
         </w:rPr>
-        <w:t xml:space="preserve">Siêu tham số (tốc độ học, số epoch, mức độ mở khoá) được chọn theo kinh nghiệm, chưa qua tìm kiếm có hệ thống.</w:t>
+        <w:t xml:space="preserve">Các siêu tham số như tốc độ học, số epoch, mức mở khoá đều do em chọn theo kinh nghiệm, chưa tìm kiếm có hệ thống.</w:t>
       </w:r>
     </w:p>
     <w:p>
@@ -3169,7 +3040,7 @@
           <w:sz w:val="22"/>
           <w:szCs w:val="22"/>
         </w:rPr>
-        <w:t xml:space="preserve">Chưa thử kiến trúc Transformer thị giác, vốn cần nhiều dữ liệu hơn hoặc kỹ thuật huấn luyện riêng để phát huy trên tập nhỏ như Flavia.</w:t>
+        <w:t xml:space="preserve">Em chưa thử Transformer thị giác. Kiến trúc này cần nhiều dữ liệu hơn hoặc kỹ thuật huấn luyện riêng mới phát huy được trên tập nhỏ như Flavia.</w:t>
       </w:r>
     </w:p>
     <w:p>
@@ -3199,7 +3070,7 @@
           <w:sz w:val="22"/>
           <w:szCs w:val="22"/>
         </w:rPr>
-        <w:t xml:space="preserve">Học chuyển giao giải bài toán Flavia tốt hơn quy trình đặc trưng thủ công với công sức thiết kế ít hơn hẳn: ResNet18 đóng băng đạt 99,74% và ResNet18 tinh chỉnh đạt 99,79% trên tập kiểm tra giữ lại, so với 98,85% của bài tập trước.</w:t>
+        <w:t xml:space="preserve">Học chuyển giao giải bài toán Flavia tốt hơn cách làm thủ công mà công sức bỏ ra lại ít hơn nhiều: ResNet18 đóng băng đạt 99,74%, ResNet18 tinh chỉnh đạt 99,79% trên tập kiểm tra giữ lại, so với 98,85% của bài trước.</w:t>
       </w:r>
     </w:p>
     <w:p>
@@ -3212,25 +3083,7 @@
           <w:sz w:val="22"/>
           <w:szCs w:val="22"/>
         </w:rPr>
-        <w:t xml:space="preserve">Kết quả có ý nghĩa nhất không phải con số cao nhất, mà là </w:t>
-      </w:r>
-      <w:r>
-        <w:rPr>
-          <w:rFonts w:ascii="Times New Roman" w:cs="Times New Roman" w:eastAsia="Times New Roman" w:hAnsi="Times New Roman"/>
-          <w:b/>
-          <w:bCs/>
-          <w:sz w:val="22"/>
-          <w:szCs w:val="22"/>
-        </w:rPr>
-        <w:t xml:space="preserve">phần lớn thành tích đến từ trước khi huấn luyện</w:t>
-      </w:r>
-      <w:r>
-        <w:rPr>
-          <w:rFonts w:ascii="Times New Roman" w:cs="Times New Roman" w:eastAsia="Times New Roman" w:hAnsi="Times New Roman"/>
-          <w:sz w:val="22"/>
-          <w:szCs w:val="22"/>
-        </w:rPr>
-        <w:t xml:space="preserve">. Một bộ phân lớp tuyến tính trên đặc trưng ImageNet đóng băng đã vượt toàn bộ quy trình thủ công, và hình t-SNE cho thấy lý do: các loài đã tách thành cụm ngay trong không gian embedding. Việc tinh chỉnh chỉ thêm được một phần nhỏ. Với một bộ dữ liệu 1907 ảnh, giá trị của học sâu nằm ở biểu diễn được chuyển giao từ dữ liệu lớn, chứ không nằm ở việc huấn luyện trên chính bộ dữ liệu nhỏ đó.</w:t>
+        <w:t xml:space="preserve">Nhưng điều em thấy đáng nhớ nhất không phải con số cao nhất, mà là phần lớn kết quả đã có từ trước khi huấn luyện. Chỉ một bộ phân lớp tuyến tính đặt trên đặc trưng ImageNet đóng băng đã vượt cả quy trình thủ công, và hình t-SNE cho thấy lý do: các loài đã tụ thành cụm sẵn trong không gian embedding. Tinh chỉnh chỉ thêm được một phần nhỏ. Với bộ dữ liệu 1907 ảnh, cái quý của học sâu nằm ở biểu diễn chuyển giao từ dữ liệu lớn, chứ không nằm ở việc huấn luyện trên chính bộ dữ liệu nhỏ này.</w:t>
       </w:r>
     </w:p>
     <w:p>
@@ -3243,7 +3096,7 @@
           <w:sz w:val="22"/>
           <w:szCs w:val="22"/>
         </w:rPr>
-        <w:t xml:space="preserve">Quan sát thứ hai là số tham số không phải chỉ dấu của chất lượng: MobileNetV3-Small nhỏ hơn VGG11-BN 52 lần nhưng cho kết quả cao hơn và nhanh hơn 5 lần, đủ nhẹ để triển khai trên thiết bị di động.</w:t>
+        <w:t xml:space="preserve">Điều thứ hai là số tham số không phải chỉ dấu của chất lượng. MobileNetV3-Small nhỏ hơn VGG11-BN 52 lần nhưng cho kết quả cao hơn và chạy nhanh hơn 5 lần, đủ nhẹ để đưa lên điện thoại.</w:t>
       </w:r>
     </w:p>
     <w:p>
